--- a/javoblar/012.docx
+++ b/javoblar/012.docx
@@ -165,7 +165,7 @@
         <w:spacing w:after="40"/>
       </w:pPr>
       <w:r>
-        <w:t xml:space="preserve">Immunologiya va immunoprofilaktika. Oliy tibbiy ta'lim darsligi. — Toshkent: Tibbiyot nashriyoti.</w:t>
+        <w:t xml:space="preserve">Muhamedov I., Eshboyev E., Zokirov N., Zokirov M. Mikrobiologiya, immunologiya. — Toshkent.</w:t>
       </w:r>
     </w:p>
     <w:p>
@@ -178,7 +178,7 @@
         <w:spacing w:after="40"/>
       </w:pPr>
       <w:r>
-        <w:t xml:space="preserve">NCBI/MDPI: Vaccine Technologies and Platforms (PMC8708925); Recent Developments in Vaccine Design (PMC10536331). URL: https://www.ncbi.nlm.nih.gov</w:t>
+        <w:t xml:space="preserve">World Health Organization. How are vaccines developed; Vaccine types and safety. URL: https://www.who.int/news-room/feature-stories/detail/how-are-vaccines-developed</w:t>
       </w:r>
     </w:p>
     <w:p>
@@ -191,7 +191,7 @@
         <w:spacing w:after="40"/>
       </w:pPr>
       <w:r>
-        <w:t xml:space="preserve">World Health Organization. How are vaccines developed; mRNA vaccines; measles vaccine effectiveness. URL: https://www.who.int</w:t>
+        <w:t xml:space="preserve">Pollard A.J., Bijker E.M. A guide to vaccinology: from basic principles to new developments. Nat Rev Immunol, 2021. URL: https://www.nature.com/articles/s41577-020-00479-7</w:t>
       </w:r>
     </w:p>
     <w:sectPr>

--- a/javoblar/012.docx
+++ b/javoblar/012.docx
@@ -8,7 +8,7 @@
         <w:spacing w:after="200"/>
       </w:pPr>
       <w:r>
-        <w:t xml:space="preserve">12. Vaksinalarning turlari, va samaradorligi</w:t>
+        <w:t xml:space="preserve">12. Pentavalentli vaksinaning tarkibi va uni qo'llash tartibi</w:t>
       </w:r>
     </w:p>
     <w:p>
@@ -17,7 +17,7 @@
         <w:jc w:val="both"/>
       </w:pPr>
       <w:r>
-        <w:t xml:space="preserve">Vaksina — organizmda aniq qo'zg'atuvchiga qarshi sun'iy aktiv immunitet hosil qilish uchun yuboriladigan immunobiologik preparatdir. Vaksinalar immunprofilaktikaning asosiy vositasi bo'lib, boshqariladigan yuqumli kasalliklar bilan kurashda hal qiluvchi rol o'ynaydi. Zamonaviy vaksinalar ishlab chiqarish texnologiyasiga ko'ra bir necha turga bo'linadi va har biri o'ziga xos immunogenlik, samaradorlik va xavfsizlik xususiyatlariga ega. Vaksina turini tanlash qo'zg'atuvchi biologiyasiga, maqsadli aholi guruhiga va epidemiologik vaziyatga bog'liq holda amalga oshiriladi [1][2]. Vaksinaning tarkibida asosiy faol komponent — antigen (butun qo'zg'atuvchi, uning qismi yoki genetik ko'rsatma) bilan birga adyuvant, konservant, stabilizator va erituvchi bo'lishi mumkin; bu yordamchi moddalar vaksinaning immunogenligini kuchaytirish, saqlanuvchanligini va xavfsizligini ta'minlashga xizmat qiladi.</w:t>
+        <w:t xml:space="preserve">Pentavalent vaksina — bitta preparatda besh xil infeksiyaga qarshi antigenni birlashtirgan kombinatsiyalashgan vaksina bo'lib, u bolalikdagi emlash dasturining asosiy tarkibiy qismlaridan biridir. "Penta" so'zi yunoncha "besh" ma'nosini bildiradi va vaksinaning besh komponentli ekanligini aks ettiradi. Bitta in'yeksiyada bir necha antigenni birlashtirish bolaga qilinadigan ukol sonini kamaytiradi, ota-onalar va tibbiy xodimlar uchun emlash jadvaliga rioya qilishni osonlashtiradi, tibbiy muassasaga tashrif sonini qisqartiradi va natijada emlash qamrovini oshiradi. Shu bois pentavalent vaksina Jahon sog'liqni saqlash tashkiloti (JSST) tomonidan tavsiya etilgan va ko'plab mamlakatlar, jumladan O'zbekiston milliy emlash kalendariga kiritilgan [1][2].</w:t>
       </w:r>
     </w:p>
     <w:p>
@@ -26,7 +26,7 @@
         <w:spacing w:after="80" w:before="160"/>
       </w:pPr>
       <w:r>
-        <w:t xml:space="preserve">Tirik (attenuatlangan) vaksinalar</w:t>
+        <w:t xml:space="preserve">Vaksinaning tarkibi</w:t>
       </w:r>
     </w:p>
     <w:p>
@@ -35,7 +35,7 @@
         <w:jc w:val="both"/>
       </w:pPr>
       <w:r>
-        <w:t xml:space="preserve">Tirik vaksinalar zaiflashtirilgan (attenuatlangan), ya'ni kasallik qo'zg'atish qobiliyati pasaytirilgan, biroq tirik va ko'payishga qodir qo'zg'atuvchilardan tayyorlanadi. Ularga qizamiq-parotit-qizilchaga qarshi QPQ (MMR), poliomielitga qarshi og'iz vaksinasi (OPV), silga qarshi BSJ (BCG) va rotavirus vaksinasi kiradi. Bu vaksinalar tabiiy infeksiyaga o'xshash kuchli va uzoq muddatli (ko'pincha umrbod) immunitet beradi, ko'pincha bir yoki ikki doza yetarli bo'ladi. Kamchiligi — ular immuntanqis holatdagi shaxslarga va homilador ayollarga qarshi ko'rsatilgan, chunki zaiflashgan qo'zg'atuvchi bunday shaxslarda kasallik keltirib chiqarishi mumkin [2]. Shuningdek, tirik vaksinalar sovuqlik zanjiriga juda sezgir va juda kam hollarda attenuatlangan shtamm patogen shaklga qaytishi ehtimoli mavjud (masalan, OPV bilan bog'liq poliomielit). Shu sabab ko'plab mamlakatlar poliomielit profilaktikasida inaktivlangan vaksinaga (IPV) o'tmoqda. Bu kamchiliklarga qaramay, tirik vaksinalar yaratgan immunitetning kuchliligi va uzoqligi ularni qizamiq, parotit va qizilcha kabi kasalliklarda ajralmas vosita qilib qo'yadi.</w:t>
+        <w:t xml:space="preserve">O'zbekiston milliy emlash kalendariga ko'ra, pentavalent vaksina quyidagi besh komponentni o'z ichiga oladi: difteriya anatoksini, ko'kyo'tal (ko'krak yo'tali) komponenti va qoqshol anatoksini (ya'ni AKDS tarkibi), virusli gepatit B-ga qarshi antigen (VGB) hamda gemofil infeksiyaga qarshi komponent (XIB — Haemophilus influenzae tip b) [1]. Kalendardagi izohda aniq ko'rsatilganidek: "Pentavalent — difteriya-ko'kyo'tal-qoqshol-gepatit B-XIB infeksiyasiga qarshi vaksina" [1]. Shunday qilib, bitta vaksina difteriya, ko'kyo'tal, qoqshol, virusli gepatit B va gemofil infeksiya — beshta xavfli kasallikdan himoya qiladi. Vaksina tarkibida antigenlardan tashqari immun javobni kuchaytiruvchi adyuvant (odatda alyuminiy tuzlari), konservant va stabilizatorlar bo'ladi. Difteriya va qoqshol komponentlari anatoksin (zararsizlantirilgan toksin) shaklida, ko'kyo'tal komponenti to'liq hujayrali yoki hujayrasiz shaklda bo'lishi mumkin. Bu tarkibiy xususiyatlar vaksinaning immunogenligini va xavfsizligini ta'minlashga qaratilgan.</w:t>
       </w:r>
     </w:p>
     <w:p>
@@ -44,7 +44,7 @@
         <w:spacing w:after="80" w:before="160"/>
       </w:pPr>
       <w:r>
-        <w:t xml:space="preserve">O'ldirilgan (inaktivlangan) vaksinalar</w:t>
+        <w:t xml:space="preserve">Qo'llash tartibi va muddatlari</w:t>
       </w:r>
     </w:p>
     <w:p>
@@ -53,7 +53,7 @@
         <w:jc w:val="both"/>
       </w:pPr>
       <w:r>
-        <w:t xml:space="preserve">Inaktivlangan vaksinalar fizik yoki kimyoviy usulda o'ldirilgan qo'zg'atuvchilardan tayyorlanadi; ular ko'payolmaydi, shuning uchun xavfsizroq va immuntanqis shaxslarda ham qo'llanilishi mumkin. Misollar: inaktivlangan poliomielit vaksinasi (IPV), grippga qarshi inaktivlangan vaksina, A gepatitiga qarshi vaksina. Ularning kamchiligi — immunitet nisbatan kuchsizroq va qisqaroq bo'lgani uchun odatda bir necha doza va qo'shimcha revaksinatsiya (booster) talab etiladi. Ko'pincha immun javobni kuchaytirish uchun adyuvant (alyuminiy tuzlari) qo'shiladi [2].</w:t>
+        <w:t xml:space="preserve">O'zbekiston milliy emlash kalendariga muvofiq, pentavalent vaksina chaqaloqning hayotining birinchi yilida uch doza qilib yuboriladi: penta-1 — 2 oylikda, penta-2 — 3 oylikda, penta-3 — 4 oylikda [1]. Har bir doza boshqa kalendar vaksinalari bilan birga beriladi: 2 va 3 oylikda OPV (poliomielitga qarshi), rotavirus va pnevmokokk vaksinalari bilan, 4 oylikda esa OPV va IPV bilan [1]. Pentavalentdagi AKDS komponentining to'rtinchi dozasi (AKDS-4) alohida 16 oylikda, difteriya-qoqshol revaksinatsiyasi (ADS-M) esa 1-sinfda (7 yosh) va 16 yoshda o'tkaziladi [1]. Dozalar orasidagi oraliq va ketma-ketlikka rioya qilish muhim, chunki aynan takroriy dozalar immun xotirani mustahkamlab, uzoq muddatli himoyani ta'minlaydi. Agar emlash jadvali buzilgan bo'lsa, vaksinatsiya boshidan boshlanmaydi, balki uzilgan joydan davom ettiriladi — bu JSSTning umumiy tamoyilidir. Shu bois har bir dozani o'z vaqtida va to'liq o'tkazish emlashning yakuniy samaradorligi uchun zaruriy shartdir [2].</w:t>
       </w:r>
     </w:p>
     <w:p>
@@ -62,7 +62,7 @@
         <w:spacing w:after="80" w:before="160"/>
       </w:pPr>
       <w:r>
-        <w:t xml:space="preserve">Anatoksinli va bo'linma (subyunit) vaksinalar</w:t>
+        <w:t xml:space="preserve">Yuborish usuli va o'rni</w:t>
       </w:r>
     </w:p>
     <w:p>
@@ -71,7 +71,7 @@
         <w:jc w:val="both"/>
       </w:pPr>
       <w:r>
-        <w:t xml:space="preserve">Anatoksin (toksoid) vaksinalar qo'zg'atuvchi emas, balki uning zararsizlantirilgan toksinidan tayyorlanadi; ular toksin ishlab chiqaruvchi kasalliklarga qarshi qo'llaniladi. Difteriya va qoqshol anatoksinlari butun dunyoda muvaffaqiyatli ishlatiladi [2]. Bo'linma (subyunit) va konyugatlangan vaksinalar esa qo'zg'atuvchining faqat ayrim qismlaridan (oqsil yoki polisaxarid antigenlardan) iborat bo'ladi; ular juda xavfsiz va atoksik hisoblanadi. Misollar: gepatit B-ga qarshi rekombinant vaksina, gemofil (XIB) va pnevmokokk konyugat vaksinalari. Bu turlar immuntanqis shaxslarda ham xavfsiz qo'llaniladi [2].</w:t>
+        <w:t xml:space="preserve">Pentavalent vaksina mushak ichiga (intramuskulyar) yuboriladi; chaqaloqlarda odatda sonning oldingi-tashqi yuzasiga qilinadi, chunki bu sohada mushak massasi yetarli va asab-tomir tutamlaridan xavfsiz uzoqlikda joylashgan. Vaksina kerakli dozada, steril shprits bilan, aseptika qoidalariga qat'iy rioya qilgan holda yuboriladi. Emlashdan oldin bolaning sog'lig'i baholanadi, qarshi ko'rsatmalar aniqlanadi va ota-onaga ma'lumot beriladi. Emlangandan so'ng bola kamida 30 daqiqa tibbiy kuzatuvda qoldiriladi, chunki kuchli allergik reaksiya (anafilaksiya) aynan shu davrda yuzaga kelishi mumkin [2].</w:t>
       </w:r>
     </w:p>
     <w:p>
@@ -80,7 +80,7 @@
         <w:spacing w:after="80" w:before="160"/>
       </w:pPr>
       <w:r>
-        <w:t xml:space="preserve">Zamonaviy platformalar: vektorli va mRNK vaksinalar</w:t>
+        <w:t xml:space="preserve">Saqlash va sovuqlik zanjiri</w:t>
       </w:r>
     </w:p>
     <w:p>
@@ -89,7 +89,7 @@
         <w:jc w:val="both"/>
       </w:pPr>
       <w:r>
-        <w:t xml:space="preserve">So'nggi yillarda genetik texnologiyalarga asoslangan yangi vaksina platformalari rivojlandi. Viruslu vektorli vaksinalarda zararsiz virus (vektor) qo'zg'atuvchi antigenini kodlovchi genni organizmga yetkazadi. mRNK (xabarchi RNK) vaksinalari esa organizm hujayralariga antigen oqsilini mustaqil ishlab chiqarish uchun genetik ko'rsatma yetkazadi; JSST ta'kidlaganidek, mRNK vaksinalari COVID-19 ga qarshi millionlab odamlarni og'ir kasallik va o'limdan himoya qildi va barcha vaksinalar kabi xavfsizlik, samaradorlik va sifat standartlariga javob beradi [3]. Bu platformalar tez ishlab chiqarilishi va yangi qo'zg'atuvchiga moslanuvchanligi bilan ajralib turadi, bu esa pandemiyalarga javob berishda katta ustunlik beradi. Zamonaviy vaksina ishlab chiqish jarayoni bir necha bosqichdan — doklinik tadqiqotlar, uch fazali klinik sinovlar va ro'yxatga olishdan — iborat bo'lib, har bir bosqichda xavfsizlik va samaradorlik qat'iy tekshiriladi. Ro'yxatga olingach ham vaksina post-registratsion kuzatuv ostida bo'ladi. Shu tariqa vaksina qanday platformada yaratilganidan qat'i nazar, u yagona xalqaro sifat talablariga javob berishi shart [3].</w:t>
+        <w:t xml:space="preserve">Pentavalent vaksina samaradorligini saqlashi uchun uzluksiz sovuqlik zanjiri sharoitida, odatda +2 dan +8 darajagacha haroratda saqlanadi va tashiladi. Vaksinani muzlatish taqiqlanadi, chunki muzlash uning tarkibidagi adyuvant va antigenlarni buzib, samaradorlikni yo'qotadi. Sovuqlik zanjirining buzilishi vaksinani yaroqsiz holga keltiradi, shuning uchun saqlash, tashish va foydalanishning barcha bosqichlarida harorat nazorat qilinadi (muzlatgich jurnallari, harorat indikatorlari). Bu talablarga rioya qilish emlashning haqiqiy samarali bo'lishini ta'minlaydi [2].</w:t>
       </w:r>
     </w:p>
     <w:p>
@@ -98,7 +98,7 @@
         <w:spacing w:after="80" w:before="160"/>
       </w:pPr>
       <w:r>
-        <w:t xml:space="preserve">Vaksinalar samaradorligi</w:t>
+        <w:t xml:space="preserve">Qarshi ko'rsatmalar va reaksiyalar</w:t>
       </w:r>
     </w:p>
     <w:p>
@@ -107,7 +107,7 @@
         <w:jc w:val="both"/>
       </w:pPr>
       <w:r>
-        <w:t xml:space="preserve">Vaksina samaradorligi uning emlangan shaxslarda kasallanishni qanchalik kamaytirishi bilan o'lchanadi va foizlarda ifodalanadi. Samaradorlik vaksina turiga, dozalar soniga, emlangan shaxs yoshi va immun holatiga hamda qo'zg'atuvchi o'zgaruvchanligiga bog'liq. Masalan, ikki doza qizamiq (MMR) vaksinasi qizamiqqa qarshi taxminan 97% samaradorlikka ega [3]. Grippga qarshi vaksina samaradorligi esa virus shtammlarining har yili o'zgarishi tufayli pastroq va o'zgaruvchan bo'ladi. Shu bois gripp vaksinasi har yili yangilanadi va qayta qilinadi. Samaradorlik klinik sinovlar (efficacy) va real amaliyotdagi post-registratsion kuzatuvlar (effectiveness) orqali baholanadi; bu ikki tushuncha farqlanadi, chunki real sharoitda natija klinik sinovdagidan farq qilishi mumkin [2]. Vaksinaning immunologik samarasi immunitet napryajyonnosti (antitelo titrini aniqlash) orqali ham baholanadi. Muhim jihat — hatto 100% dan past samaradorlikka ega vaksina ham, keng qamrov sharoitida, kasallikni populyatsiya darajasida keskin kamaytiradi va og'ir shakllari hamda o'limning oldini oladi. Shu bois emlash qamrovini yuqori ushlab turish samaradorlikdan kam ahamiyatga ega emas.</w:t>
+        <w:t xml:space="preserve">Pentavalent vaksinaga qarshi ko'rsatmalar orasida avvalgi dozaga nisbatan rivojlangan kuchli allergik reaksiya, komponentlardan biriga og'ir allergiya hamda o'tkir kasallik yoki surunkali kasallikning zo'rayish davri (vaqtinchalik qarshi ko'rsatma) bor. Emlashdan keyin mahalliy reaksiyalar (yuborish joyida qizarish, shish, og'riq) va umumiy reaksiyalar (harorat ko'tarilishi, injiqlik) kuzatilishi mumkin — bular odatda yengil va o'tkinchi bo'ladi. Og'ir asoratlar juda kam uchraydi. Reaksiyalar monitoring qilinadi va emlashdan keyingi noxush hodisalar (AEFI — Adverse Events Following Immunization) tizimli ravishda qayd etib boriladi. Bu monitoring vaksina xavfsizligini kuzatish, haqiqiy asoratlarni tasodifiy hodisalardan ajratish va aholi ishonchini saqlash uchun zarur. Emlash o'tkazilgan har bir holat tibbiy hujjatlarda (emlash varaqasi, 063-shakl) qayd etiladi; shakl raqamining amaldagi tahriri va yuritish tartibi O'zbekiston normativ hujjatlari bilan belgilanadi (aniq shakl raqami ushbu matnda tasdiqlanmagan sifatida qoldirildi) [2].</w:t>
       </w:r>
     </w:p>
     <w:p>
@@ -125,7 +125,7 @@
         <w:jc w:val="both"/>
       </w:pPr>
       <w:r>
-        <w:t xml:space="preserve">Vaksinalar turi va samaradorligini bilish emlash dasturlarini ilmiy asoslash uchun zarur. Yuqori samaradorlikka ega vaksinalar bilan keng qamrovli emlash jamoaviy immunitetni shakllantirib, qo'zg'atuvchining aholi orasida uzatilishini uzadi. Bu esa emlanmagan shaxslarni ham bilvosita himoya qiladi. Vaksina turini to'g'ri tanlash (masalan, immuntanqis bemorlarga tirik vaksina o'rniga inaktivlangan vaksina berish) xavfsizlikni ta'minlaydi. Shunday qilib, vaksinatsiya boshqariladigan infeksiyalarga qarshi kurashning eng samarali va iqtisodiy jihatdan maqbul strategiyasi bo'lib qolmoqda [1].</w:t>
+        <w:t xml:space="preserve">Pentavalent vaksinaning epidemiologik ahamiyati katta: u bir vaqtning o'zida besh xil, jumladan bolalar o'limi va nogironligiga sabab bo'luvchi og'ir kasalliklarga (difteriya, qoqshol, ko'kyo'tal, gepatit B, gemofil meningit va pnevmoniya) qarshi himoya yaratadi. Yuqori emlash qamrovi bu kasalliklar bo'yicha jamoaviy immunitetni shakllantirib, ularning aholi orasida tarqalishini keskin kamaytiradi. Kombinatsiyalashgan vaksina emlash tizimini soddalashtirib, qamrovni oshirgani uchun boshqariladigan infeksiyalarga qarshi kurashning samarali vositasi hisoblanadi [1][2]. Ayniqsa, gepatit B komponentining erta (hayotning birinchi oylarida) kiritilishi surunkali gepatit va jigar sirrozi hamda saratonining oldini olishda katta ahamiyatga ega, chunki infeksiya qancha erta yuqsa, surunkalanish ehtimoli shuncha yuqori bo'ladi. Gemofil (XIB) komponenti esa kichik yoshdagi bolalarda og'ir meningit va pnevmoniyaning oldini oladi. Shu tariqa pentavalent vaksina bolalar o'limini kamaytirishga qo'shilgan muhim hissadir.</w:t>
       </w:r>
     </w:p>
     <w:p>
@@ -143,7 +143,7 @@
         <w:jc w:val="both"/>
       </w:pPr>
       <w:r>
-        <w:t xml:space="preserve">Vaksinalar ishlab chiqarish texnologiyasiga ko'ra tirik (attenuatlangan), o'ldirilgan (inaktivlangan), anatoksinli, bo'linma/konyugat hamda zamonaviy vektorli va mRNK turlariga bo'linadi. Har bir tur o'ziga xos immunogenlik, xavfsizlik va qo'llanish doirasiga ega: tirik vaksinalar kuchli immunitet beradi, lekin immuntanqis shaxslarga ko'rsatilmaydi; inaktivlangan va subyunit vaksinalar xavfsizroq, biroq ko'proq doza talab etadi. Vaksina samaradorligi uning kasallanishni kamaytirish qobiliyati bilan o'lchanadi va keng qamrov sharoitida jamoaviy immunitetni ta'minlaydi. Vaksina turini to'g'ri tanlash immunprofilaktikaning samarali va xavfsiz bo'lishining asosidir.</w:t>
+        <w:t xml:space="preserve">Pentavalent vaksina difteriya, ko'kyo'tal, qoqshol, virusli gepatit B va gemofil infeksiyaga qarshi besh komponentli kombinatsiyalashgan preparat bo'lib, O'zbekiston milliy emlash kalendariga ko'ra 2, 3 va 4 oylikda uch doza qilib, mushak ichiga yuboriladi [1]. U uzluksiz sovuqlik zanjiri sharoitida saqlanishi va aseptika qoidalariga rioya qilgan holda qo'llanilishi shart. Pentavalent vaksina bir vaqtda beshta xavfli kasallikdan himoya qilgani, ukol sonini kamaytirgani va emlash qamrovini oshirgani uchun zamonaviy immunprofilaktikaning muhim yutug'i hisoblanadi.</w:t>
       </w:r>
     </w:p>
     <w:p>
@@ -165,7 +165,7 @@
         <w:spacing w:after="40"/>
       </w:pPr>
       <w:r>
-        <w:t xml:space="preserve">Muhamedov I., Eshboyev E., Zokirov N., Zokirov M. Mikrobiologiya, immunologiya. — Toshkent.</w:t>
+        <w:t xml:space="preserve">O'zbekiston Respublikasida profilaktik emlashlar o'tkazish kalendar rejasi (Milliy emlash kalendari). O'zR Sog'liqni saqlash vazirligi.</w:t>
       </w:r>
     </w:p>
     <w:p>
@@ -178,7 +178,7 @@
         <w:spacing w:after="40"/>
       </w:pPr>
       <w:r>
-        <w:t xml:space="preserve">World Health Organization. How are vaccines developed; Vaccine types and safety. URL: https://www.who.int/news-room/feature-stories/detail/how-are-vaccines-developed</w:t>
+        <w:t xml:space="preserve">World Health Organization. Pentavalent (DTwP-HepB-Hib) vaccine; Immunization in practice. URL: https://www.who.int</w:t>
       </w:r>
     </w:p>
     <w:p>
@@ -191,7 +191,7 @@
         <w:spacing w:after="40"/>
       </w:pPr>
       <w:r>
-        <w:t xml:space="preserve">Pollard A.J., Bijker E.M. A guide to vaccinology: from basic principles to new developments. Nat Rev Immunol, 2021. URL: https://www.nature.com/articles/s41577-020-00479-7</w:t>
+        <w:t xml:space="preserve">Muhamedov I., Eshboyev E., Zokirov N., Zokirov M. Mikrobiologiya, immunologiya. — Toshkent.</w:t>
       </w:r>
     </w:p>
     <w:sectPr>
@@ -397,6 +397,18 @@
       <w:lvlJc w:val="left"/>
       <w:pPr>
         <w:ind w:left="576" w:hanging="316"/>
+      </w:pPr>
+    </w:lvl>
+  </w:abstractNum>
+  <w:abstractNum w:abstractNumId="90">
+    <w:multiLevelType w:val="hybridMultilevel"/>
+    <w:lvl w:ilvl="0">
+      <w:start w:val="1"/>
+      <w:numFmt w:val="decimal"/>
+      <w:lvlText w:val="%1)"/>
+      <w:lvlJc w:val="left"/>
+      <w:pPr>
+        <w:ind w:left="851" w:hanging="425"/>
       </w:pPr>
     </w:lvl>
   </w:abstractNum>

--- a/javoblar/012.docx
+++ b/javoblar/012.docx
@@ -5,153 +5,311 @@
     <w:p>
       <w:pPr>
         <w:pStyle w:val="Heading1"/>
-        <w:spacing w:after="200"/>
-      </w:pPr>
-      <w:r>
+        <w:spacing w:after="240"/>
+        <w:jc w:val="center"/>
+      </w:pPr>
+      <w:r>
+        <w:rPr>
+          <w:rFonts w:ascii="Times New Roman" w:cs="Times New Roman" w:eastAsia="Times New Roman" w:hAnsi="Times New Roman"/>
+          <w:b/>
+          <w:bCs/>
+          <w:sz w:val="28"/>
+          <w:szCs w:val="28"/>
+        </w:rPr>
         <w:t xml:space="preserve">12. Pentavalentli vaksinaning tarkibi va uni qo'llash tartibi</w:t>
       </w:r>
     </w:p>
     <w:p>
       <w:pPr>
-        <w:spacing w:after="120"/>
+        <w:spacing w:after="120" w:line="276"/>
+        <w:ind w:firstLine="567"/>
         <w:jc w:val="both"/>
       </w:pPr>
       <w:r>
+        <w:rPr>
+          <w:rFonts w:ascii="Times New Roman" w:cs="Times New Roman" w:eastAsia="Times New Roman" w:hAnsi="Times New Roman"/>
+          <w:sz w:val="28"/>
+          <w:szCs w:val="28"/>
+        </w:rPr>
         <w:t xml:space="preserve">Pentavalent vaksina — bitta preparatda besh xil infeksiyaga qarshi antigenni birlashtirgan kombinatsiyalashgan vaksina bo'lib, u bolalikdagi emlash dasturining asosiy tarkibiy qismlaridan biridir. "Penta" so'zi yunoncha "besh" ma'nosini bildiradi va vaksinaning besh komponentli ekanligini aks ettiradi. Bitta in'yeksiyada bir necha antigenni birlashtirish bolaga qilinadigan ukol sonini kamaytiradi, ota-onalar va tibbiy xodimlar uchun emlash jadvaliga rioya qilishni osonlashtiradi, tibbiy muassasaga tashrif sonini qisqartiradi va natijada emlash qamrovini oshiradi. Shu bois pentavalent vaksina Jahon sog'liqni saqlash tashkiloti (JSST) tomonidan tavsiya etilgan va ko'plab mamlakatlar, jumladan O'zbekiston milliy emlash kalendariga kiritilgan [1][2].</w:t>
       </w:r>
     </w:p>
     <w:p>
       <w:pPr>
         <w:pStyle w:val="Heading2"/>
-        <w:spacing w:after="80" w:before="160"/>
-      </w:pPr>
-      <w:r>
+        <w:spacing w:after="100" w:before="200"/>
+      </w:pPr>
+      <w:r>
+        <w:rPr>
+          <w:rFonts w:ascii="Times New Roman" w:cs="Times New Roman" w:eastAsia="Times New Roman" w:hAnsi="Times New Roman"/>
+          <w:b/>
+          <w:bCs/>
+          <w:sz w:val="28"/>
+          <w:szCs w:val="28"/>
+        </w:rPr>
         <w:t xml:space="preserve">Vaksinaning tarkibi</w:t>
       </w:r>
     </w:p>
     <w:p>
       <w:pPr>
-        <w:spacing w:after="120"/>
+        <w:spacing w:after="120" w:line="276"/>
+        <w:ind w:firstLine="567"/>
         <w:jc w:val="both"/>
       </w:pPr>
       <w:r>
+        <w:rPr>
+          <w:rFonts w:ascii="Times New Roman" w:cs="Times New Roman" w:eastAsia="Times New Roman" w:hAnsi="Times New Roman"/>
+          <w:sz w:val="28"/>
+          <w:szCs w:val="28"/>
+        </w:rPr>
         <w:t xml:space="preserve">O'zbekiston milliy emlash kalendariga ko'ra, pentavalent vaksina quyidagi besh komponentni o'z ichiga oladi: difteriya anatoksini, ko'kyo'tal (ko'krak yo'tali) komponenti va qoqshol anatoksini (ya'ni AKDS tarkibi), virusli gepatit B-ga qarshi antigen (VGB) hamda gemofil infeksiyaga qarshi komponent (XIB — Haemophilus influenzae tip b) [1]. Kalendardagi izohda aniq ko'rsatilganidek: "Pentavalent — difteriya-ko'kyo'tal-qoqshol-gepatit B-XIB infeksiyasiga qarshi vaksina" [1]. Shunday qilib, bitta vaksina difteriya, ko'kyo'tal, qoqshol, virusli gepatit B va gemofil infeksiya — beshta xavfli kasallikdan himoya qiladi. Vaksina tarkibida antigenlardan tashqari immun javobni kuchaytiruvchi adyuvant (odatda alyuminiy tuzlari), konservant va stabilizatorlar bo'ladi. Difteriya va qoqshol komponentlari anatoksin (zararsizlantirilgan toksin) shaklida, ko'kyo'tal komponenti to'liq hujayrali yoki hujayrasiz shaklda bo'lishi mumkin. Bu tarkibiy xususiyatlar vaksinaning immunogenligini va xavfsizligini ta'minlashga qaratilgan.</w:t>
       </w:r>
     </w:p>
     <w:p>
       <w:pPr>
         <w:pStyle w:val="Heading2"/>
-        <w:spacing w:after="80" w:before="160"/>
-      </w:pPr>
-      <w:r>
+        <w:spacing w:after="100" w:before="200"/>
+      </w:pPr>
+      <w:r>
+        <w:rPr>
+          <w:rFonts w:ascii="Times New Roman" w:cs="Times New Roman" w:eastAsia="Times New Roman" w:hAnsi="Times New Roman"/>
+          <w:b/>
+          <w:bCs/>
+          <w:sz w:val="28"/>
+          <w:szCs w:val="28"/>
+        </w:rPr>
         <w:t xml:space="preserve">Qo'llash tartibi va muddatlari</w:t>
       </w:r>
     </w:p>
     <w:p>
       <w:pPr>
-        <w:spacing w:after="120"/>
+        <w:spacing w:after="120" w:line="276"/>
+        <w:ind w:firstLine="567"/>
         <w:jc w:val="both"/>
       </w:pPr>
       <w:r>
+        <w:rPr>
+          <w:rFonts w:ascii="Times New Roman" w:cs="Times New Roman" w:eastAsia="Times New Roman" w:hAnsi="Times New Roman"/>
+          <w:sz w:val="28"/>
+          <w:szCs w:val="28"/>
+        </w:rPr>
         <w:t xml:space="preserve">O'zbekiston milliy emlash kalendariga muvofiq, pentavalent vaksina chaqaloqning hayotining birinchi yilida uch doza qilib yuboriladi: penta-1 — 2 oylikda, penta-2 — 3 oylikda, penta-3 — 4 oylikda [1]. Har bir doza boshqa kalendar vaksinalari bilan birga beriladi: 2 va 3 oylikda OPV (poliomielitga qarshi), rotavirus va pnevmokokk vaksinalari bilan, 4 oylikda esa OPV va IPV bilan [1]. Pentavalentdagi AKDS komponentining to'rtinchi dozasi (AKDS-4) alohida 16 oylikda, difteriya-qoqshol revaksinatsiyasi (ADS-M) esa 1-sinfda (7 yosh) va 16 yoshda o'tkaziladi [1]. Dozalar orasidagi oraliq va ketma-ketlikka rioya qilish muhim, chunki aynan takroriy dozalar immun xotirani mustahkamlab, uzoq muddatli himoyani ta'minlaydi. Agar emlash jadvali buzilgan bo'lsa, vaksinatsiya boshidan boshlanmaydi, balki uzilgan joydan davom ettiriladi — bu JSSTning umumiy tamoyilidir. Shu bois har bir dozani o'z vaqtida va to'liq o'tkazish emlashning yakuniy samaradorligi uchun zaruriy shartdir [2].</w:t>
       </w:r>
     </w:p>
     <w:p>
       <w:pPr>
         <w:pStyle w:val="Heading2"/>
-        <w:spacing w:after="80" w:before="160"/>
-      </w:pPr>
-      <w:r>
+        <w:spacing w:after="100" w:before="200"/>
+      </w:pPr>
+      <w:r>
+        <w:rPr>
+          <w:rFonts w:ascii="Times New Roman" w:cs="Times New Roman" w:eastAsia="Times New Roman" w:hAnsi="Times New Roman"/>
+          <w:b/>
+          <w:bCs/>
+          <w:sz w:val="28"/>
+          <w:szCs w:val="28"/>
+        </w:rPr>
         <w:t xml:space="preserve">Yuborish usuli va o'rni</w:t>
       </w:r>
     </w:p>
     <w:p>
       <w:pPr>
-        <w:spacing w:after="120"/>
+        <w:spacing w:after="120" w:line="276"/>
+        <w:ind w:firstLine="567"/>
         <w:jc w:val="both"/>
       </w:pPr>
       <w:r>
+        <w:rPr>
+          <w:rFonts w:ascii="Times New Roman" w:cs="Times New Roman" w:eastAsia="Times New Roman" w:hAnsi="Times New Roman"/>
+          <w:sz w:val="28"/>
+          <w:szCs w:val="28"/>
+        </w:rPr>
         <w:t xml:space="preserve">Pentavalent vaksina mushak ichiga (intramuskulyar) yuboriladi; chaqaloqlarda odatda sonning oldingi-tashqi yuzasiga qilinadi, chunki bu sohada mushak massasi yetarli va asab-tomir tutamlaridan xavfsiz uzoqlikda joylashgan. Vaksina kerakli dozada, steril shprits bilan, aseptika qoidalariga qat'iy rioya qilgan holda yuboriladi. Emlashdan oldin bolaning sog'lig'i baholanadi, qarshi ko'rsatmalar aniqlanadi va ota-onaga ma'lumot beriladi. Emlangandan so'ng bola kamida 30 daqiqa tibbiy kuzatuvda qoldiriladi, chunki kuchli allergik reaksiya (anafilaksiya) aynan shu davrda yuzaga kelishi mumkin [2].</w:t>
       </w:r>
     </w:p>
     <w:p>
       <w:pPr>
         <w:pStyle w:val="Heading2"/>
-        <w:spacing w:after="80" w:before="160"/>
-      </w:pPr>
-      <w:r>
+        <w:spacing w:after="100" w:before="200"/>
+      </w:pPr>
+      <w:r>
+        <w:rPr>
+          <w:rFonts w:ascii="Times New Roman" w:cs="Times New Roman" w:eastAsia="Times New Roman" w:hAnsi="Times New Roman"/>
+          <w:b/>
+          <w:bCs/>
+          <w:sz w:val="28"/>
+          <w:szCs w:val="28"/>
+        </w:rPr>
         <w:t xml:space="preserve">Saqlash va sovuqlik zanjiri</w:t>
       </w:r>
     </w:p>
     <w:p>
       <w:pPr>
-        <w:spacing w:after="120"/>
+        <w:spacing w:after="120" w:line="276"/>
+        <w:ind w:firstLine="567"/>
         <w:jc w:val="both"/>
       </w:pPr>
       <w:r>
+        <w:rPr>
+          <w:rFonts w:ascii="Times New Roman" w:cs="Times New Roman" w:eastAsia="Times New Roman" w:hAnsi="Times New Roman"/>
+          <w:sz w:val="28"/>
+          <w:szCs w:val="28"/>
+        </w:rPr>
         <w:t xml:space="preserve">Pentavalent vaksina samaradorligini saqlashi uchun uzluksiz sovuqlik zanjiri sharoitida, odatda +2 dan +8 darajagacha haroratda saqlanadi va tashiladi. Vaksinani muzlatish taqiqlanadi, chunki muzlash uning tarkibidagi adyuvant va antigenlarni buzib, samaradorlikni yo'qotadi. Sovuqlik zanjirining buzilishi vaksinani yaroqsiz holga keltiradi, shuning uchun saqlash, tashish va foydalanishning barcha bosqichlarida harorat nazorat qilinadi (muzlatgich jurnallari, harorat indikatorlari). Bu talablarga rioya qilish emlashning haqiqiy samarali bo'lishini ta'minlaydi [2].</w:t>
       </w:r>
     </w:p>
     <w:p>
       <w:pPr>
         <w:pStyle w:val="Heading2"/>
-        <w:spacing w:after="80" w:before="160"/>
-      </w:pPr>
-      <w:r>
+        <w:spacing w:after="100" w:before="200"/>
+      </w:pPr>
+      <w:r>
+        <w:rPr>
+          <w:rFonts w:ascii="Times New Roman" w:cs="Times New Roman" w:eastAsia="Times New Roman" w:hAnsi="Times New Roman"/>
+          <w:b/>
+          <w:bCs/>
+          <w:sz w:val="28"/>
+          <w:szCs w:val="28"/>
+        </w:rPr>
         <w:t xml:space="preserve">Qarshi ko'rsatmalar va reaksiyalar</w:t>
       </w:r>
     </w:p>
     <w:p>
       <w:pPr>
-        <w:spacing w:after="120"/>
+        <w:spacing w:after="120" w:line="276"/>
+        <w:ind w:firstLine="567"/>
         <w:jc w:val="both"/>
       </w:pPr>
       <w:r>
+        <w:rPr>
+          <w:rFonts w:ascii="Times New Roman" w:cs="Times New Roman" w:eastAsia="Times New Roman" w:hAnsi="Times New Roman"/>
+          <w:sz w:val="28"/>
+          <w:szCs w:val="28"/>
+        </w:rPr>
         <w:t xml:space="preserve">Pentavalent vaksinaga qarshi ko'rsatmalar orasida avvalgi dozaga nisbatan rivojlangan kuchli allergik reaksiya, komponentlardan biriga og'ir allergiya hamda o'tkir kasallik yoki surunkali kasallikning zo'rayish davri (vaqtinchalik qarshi ko'rsatma) bor. Emlashdan keyin mahalliy reaksiyalar (yuborish joyida qizarish, shish, og'riq) va umumiy reaksiyalar (harorat ko'tarilishi, injiqlik) kuzatilishi mumkin — bular odatda yengil va o'tkinchi bo'ladi. Og'ir asoratlar juda kam uchraydi. Reaksiyalar monitoring qilinadi va emlashdan keyingi noxush hodisalar (AEFI — Adverse Events Following Immunization) tizimli ravishda qayd etib boriladi. Bu monitoring vaksina xavfsizligini kuzatish, haqiqiy asoratlarni tasodifiy hodisalardan ajratish va aholi ishonchini saqlash uchun zarur. Emlash o'tkazilgan har bir holat tibbiy hujjatlarda (emlash varaqasi, 063-shakl) qayd etiladi; shakl raqamining amaldagi tahriri va yuritish tartibi O'zbekiston normativ hujjatlari bilan belgilanadi (aniq shakl raqami ushbu matnda tasdiqlanmagan sifatida qoldirildi) [2].</w:t>
       </w:r>
     </w:p>
     <w:p>
       <w:pPr>
         <w:pStyle w:val="Heading2"/>
-        <w:spacing w:after="80" w:before="160"/>
-      </w:pPr>
-      <w:r>
+        <w:spacing w:after="100" w:before="200"/>
+      </w:pPr>
+      <w:r>
+        <w:rPr>
+          <w:rFonts w:ascii="Times New Roman" w:cs="Times New Roman" w:eastAsia="Times New Roman" w:hAnsi="Times New Roman"/>
+          <w:b/>
+          <w:bCs/>
+          <w:sz w:val="28"/>
+          <w:szCs w:val="28"/>
+        </w:rPr>
         <w:t xml:space="preserve">Epidemiologik ahamiyati</w:t>
       </w:r>
     </w:p>
     <w:p>
       <w:pPr>
-        <w:spacing w:after="120"/>
+        <w:spacing w:after="120" w:line="276"/>
+        <w:ind w:firstLine="567"/>
         <w:jc w:val="both"/>
       </w:pPr>
       <w:r>
+        <w:rPr>
+          <w:rFonts w:ascii="Times New Roman" w:cs="Times New Roman" w:eastAsia="Times New Roman" w:hAnsi="Times New Roman"/>
+          <w:sz w:val="28"/>
+          <w:szCs w:val="28"/>
+        </w:rPr>
         <w:t xml:space="preserve">Pentavalent vaksinaning epidemiologik ahamiyati katta: u bir vaqtning o'zida besh xil, jumladan bolalar o'limi va nogironligiga sabab bo'luvchi og'ir kasalliklarga (difteriya, qoqshol, ko'kyo'tal, gepatit B, gemofil meningit va pnevmoniya) qarshi himoya yaratadi. Yuqori emlash qamrovi bu kasalliklar bo'yicha jamoaviy immunitetni shakllantirib, ularning aholi orasida tarqalishini keskin kamaytiradi. Kombinatsiyalashgan vaksina emlash tizimini soddalashtirib, qamrovni oshirgani uchun boshqariladigan infeksiyalarga qarshi kurashning samarali vositasi hisoblanadi [1][2]. Ayniqsa, gepatit B komponentining erta (hayotning birinchi oylarida) kiritilishi surunkali gepatit va jigar sirrozi hamda saratonining oldini olishda katta ahamiyatga ega, chunki infeksiya qancha erta yuqsa, surunkalanish ehtimoli shuncha yuqori bo'ladi. Gemofil (XIB) komponenti esa kichik yoshdagi bolalarda og'ir meningit va pnevmoniyaning oldini oladi. Shu tariqa pentavalent vaksina bolalar o'limini kamaytirishga qo'shilgan muhim hissadir.</w:t>
       </w:r>
     </w:p>
     <w:p>
       <w:pPr>
         <w:pStyle w:val="Heading2"/>
-        <w:spacing w:after="80" w:before="160"/>
-      </w:pPr>
-      <w:r>
+        <w:spacing w:after="100" w:before="200"/>
+      </w:pPr>
+      <w:r>
+        <w:rPr>
+          <w:rFonts w:ascii="Times New Roman" w:cs="Times New Roman" w:eastAsia="Times New Roman" w:hAnsi="Times New Roman"/>
+          <w:b/>
+          <w:bCs/>
+          <w:sz w:val="28"/>
+          <w:szCs w:val="28"/>
+        </w:rPr>
+        <w:t xml:space="preserve">Qo'llash qoidalari, saqlash va qarshi ko'rsatmalar</w:t>
+      </w:r>
+    </w:p>
+    <w:p>
+      <w:pPr>
+        <w:spacing w:after="120" w:line="276"/>
+        <w:ind w:firstLine="567"/>
+        <w:jc w:val="both"/>
+      </w:pPr>
+      <w:r>
+        <w:rPr>
+          <w:rFonts w:ascii="Times New Roman" w:cs="Times New Roman" w:eastAsia="Times New Roman" w:hAnsi="Times New Roman"/>
+          <w:sz w:val="28"/>
+          <w:szCs w:val="28"/>
+        </w:rPr>
+        <w:t xml:space="preserve">Sanitariya qoidalariga ko'ra bir xil vaksina dozalari orasida kamida bir oy bo'lishi kerak; o'tkazib yuborilgan doza takrorlanmaydi, navbatdagi emlash o'tkaziladi [4]. Vaksinalar faol immunitet hosil qilish uchun ishlatiladigan mikroorganizmlar, ularning toksinlari va boshqa moddalardir [3]; JSSTga ko'ra, ular organizmni antitelo ishlab chiqarishga o'rgatadi va immun xotira hosil qiladi [5].</w:t>
+      </w:r>
+    </w:p>
+    <w:p>
+      <w:pPr>
+        <w:spacing w:after="120" w:line="276"/>
+        <w:ind w:firstLine="567"/>
+        <w:jc w:val="both"/>
+      </w:pPr>
+      <w:r>
+        <w:rPr>
+          <w:rFonts w:ascii="Times New Roman" w:cs="Times New Roman" w:eastAsia="Times New Roman" w:hAnsi="Times New Roman"/>
+          <w:sz w:val="28"/>
+          <w:szCs w:val="28"/>
+        </w:rPr>
+        <w:t xml:space="preserve">Emlashga umumiy qarshi ko'rsatma — avvalgi dozada kuchli allergik reaksiya yoki asorat va kasalliklarning o'tkir davri (emlash sog'ayganidan 3–14 kun o'tgach o'tkaziladi); AKDS uchun rivojlanib boruvchi asab tizimi kasalliklari alohida ko'rsatilgan [4]. Emlashdan keyin bola dastlabki 3 kun har kuni, so'ng bir oy kuzatiladi, preparat nomi, sanasi, dozasi va seriyasi tibbiy hujjatlarga yoziladi [4].</w:t>
+      </w:r>
+    </w:p>
+    <w:p>
+      <w:pPr>
+        <w:pStyle w:val="Heading2"/>
+        <w:spacing w:after="100" w:before="200"/>
+      </w:pPr>
+      <w:r>
+        <w:rPr>
+          <w:rFonts w:ascii="Times New Roman" w:cs="Times New Roman" w:eastAsia="Times New Roman" w:hAnsi="Times New Roman"/>
+          <w:b/>
+          <w:bCs/>
+          <w:sz w:val="28"/>
+          <w:szCs w:val="28"/>
+        </w:rPr>
         <w:t xml:space="preserve">Xulosa</w:t>
       </w:r>
     </w:p>
     <w:p>
       <w:pPr>
-        <w:spacing w:after="120"/>
+        <w:spacing w:after="120" w:line="276"/>
+        <w:ind w:firstLine="567"/>
         <w:jc w:val="both"/>
       </w:pPr>
       <w:r>
+        <w:rPr>
+          <w:rFonts w:ascii="Times New Roman" w:cs="Times New Roman" w:eastAsia="Times New Roman" w:hAnsi="Times New Roman"/>
+          <w:sz w:val="28"/>
+          <w:szCs w:val="28"/>
+        </w:rPr>
         <w:t xml:space="preserve">Pentavalent vaksina difteriya, ko'kyo'tal, qoqshol, virusli gepatit B va gemofil infeksiyaga qarshi besh komponentli kombinatsiyalashgan preparat bo'lib, O'zbekiston milliy emlash kalendariga ko'ra 2, 3 va 4 oylikda uch doza qilib, mushak ichiga yuboriladi [1]. U uzluksiz sovuqlik zanjiri sharoitida saqlanishi va aseptika qoidalariga rioya qilgan holda qo'llanilishi shart. Pentavalent vaksina bir vaqtda beshta xavfli kasallikdan himoya qilgani, ukol sonini kamaytirgani va emlash qamrovini oshirgani uchun zamonaviy immunprofilaktikaning muhim yutug'i hisoblanadi.</w:t>
       </w:r>
     </w:p>
     <w:p>
       <w:pPr>
         <w:pStyle w:val="Heading2"/>
-        <w:spacing w:after="80" w:before="220"/>
-      </w:pPr>
-      <w:r>
+        <w:spacing w:after="100" w:before="280"/>
+      </w:pPr>
+      <w:r>
+        <w:rPr>
+          <w:rFonts w:ascii="Times New Roman" w:cs="Times New Roman" w:eastAsia="Times New Roman" w:hAnsi="Times New Roman"/>
+          <w:b/>
+          <w:bCs/>
+          <w:sz w:val="28"/>
+          <w:szCs w:val="28"/>
+        </w:rPr>
         <w:t xml:space="preserve">Foydalanilgan adabiyotlar</w:t>
       </w:r>
     </w:p>
@@ -162,10 +320,15 @@
           <w:ilvl w:val="0"/>
           <w:numId w:val="2"/>
         </w:numPr>
-        <w:spacing w:after="40"/>
-      </w:pPr>
-      <w:r>
-        <w:t xml:space="preserve">O'zbekiston Respublikasida profilaktik emlashlar o'tkazish kalendar rejasi (Milliy emlash kalendari). O'zR Sog'liqni saqlash vazirligi.</w:t>
+        <w:spacing w:after="80" w:line="260"/>
+      </w:pPr>
+      <w:r>
+        <w:rPr>
+          <w:rFonts w:ascii="Times New Roman" w:cs="Times New Roman" w:eastAsia="Times New Roman" w:hAnsi="Times New Roman"/>
+          <w:sz w:val="28"/>
+          <w:szCs w:val="28"/>
+        </w:rPr>
+        <w:t xml:space="preserve">O'zbekiston Respublikasida profilaktik emlashlar o'tkazish kalendar rejasi (jadval). Manba: xayrullokomilov.uz/kutubxona, material № 1420 (hujjatning tasdiqlovchi organi, sanasi va raqami nusxada ko'rsatilmagan — tasdiqlanmagan).</w:t>
       </w:r>
     </w:p>
     <w:p>
@@ -175,9 +338,14 @@
           <w:ilvl w:val="0"/>
           <w:numId w:val="2"/>
         </w:numPr>
-        <w:spacing w:after="40"/>
-      </w:pPr>
-      <w:r>
+        <w:spacing w:after="80" w:line="260"/>
+      </w:pPr>
+      <w:r>
+        <w:rPr>
+          <w:rFonts w:ascii="Times New Roman" w:cs="Times New Roman" w:eastAsia="Times New Roman" w:hAnsi="Times New Roman"/>
+          <w:sz w:val="28"/>
+          <w:szCs w:val="28"/>
+        </w:rPr>
         <w:t xml:space="preserve">World Health Organization. Pentavalent (DTwP-HepB-Hib) vaccine; Immunization in practice. URL: https://www.who.int</w:t>
       </w:r>
     </w:p>
@@ -188,15 +356,56 @@
           <w:ilvl w:val="0"/>
           <w:numId w:val="2"/>
         </w:numPr>
-        <w:spacing w:after="40"/>
-      </w:pPr>
-      <w:r>
-        <w:t xml:space="preserve">Muhamedov I., Eshboyev E., Zokirov N., Zokirov M. Mikrobiologiya, immunologiya. — Toshkent.</w:t>
+        <w:spacing w:after="80" w:line="260"/>
+      </w:pPr>
+      <w:r>
+        <w:rPr>
+          <w:rFonts w:ascii="Times New Roman" w:cs="Times New Roman" w:eastAsia="Times New Roman" w:hAnsi="Times New Roman"/>
+          <w:sz w:val="28"/>
+          <w:szCs w:val="28"/>
+        </w:rPr>
+        <w:t xml:space="preserve">Muhamedov I., Eshboyev E., Zokirov N., Zokirov M. Mikrobiologiya, immunologiya, virusologiya. Toshkent: Yangi asr avlodi, 2006. ISBN 5-633-01946-6. Manba: xayrullokomilov.uz/kutubxona, material № 1481 (skanerlangan matn, OCR xatolari mavjud).</w:t>
+      </w:r>
+    </w:p>
+    <w:p>
+      <w:pPr>
+        <w:pStyle w:val="ListParagraph"/>
+        <w:numPr>
+          <w:ilvl w:val="0"/>
+          <w:numId w:val="2"/>
+        </w:numPr>
+        <w:spacing w:after="80" w:line="260"/>
+      </w:pPr>
+      <w:r>
+        <w:rPr>
+          <w:rFonts w:ascii="Times New Roman" w:cs="Times New Roman" w:eastAsia="Times New Roman" w:hAnsi="Times New Roman"/>
+          <w:sz w:val="28"/>
+          <w:szCs w:val="28"/>
+        </w:rPr>
+        <w:t xml:space="preserve">SanQvaM № 0239-07/3 "O'zbekiston Respublikasida yuqumli kasalliklar immunoprofilaktikasi" (Bosh davlat sanitariya vrachi tomonidan tasdiqlangan; lex.uz sahifasida 25.07.2017 sanasi ko'rsatilgan). URL: https://lex.uz/docs/5524039. Manba: xayrullokomilov.uz/kutubxona, material № 814 (matn kirill yozuvida; hujjat 1992-yildagi, kuchini yo'qotgan qonunga havola qiladi).</w:t>
+      </w:r>
+    </w:p>
+    <w:p>
+      <w:pPr>
+        <w:pStyle w:val="ListParagraph"/>
+        <w:numPr>
+          <w:ilvl w:val="0"/>
+          <w:numId w:val="2"/>
+        </w:numPr>
+        <w:spacing w:after="80" w:line="260"/>
+      </w:pPr>
+      <w:r>
+        <w:rPr>
+          <w:rFonts w:ascii="Times New Roman" w:cs="Times New Roman" w:eastAsia="Times New Roman" w:hAnsi="Times New Roman"/>
+          <w:sz w:val="28"/>
+          <w:szCs w:val="28"/>
+        </w:rPr>
+        <w:t xml:space="preserve">World Health Organization. Vaccines and immunization: What is vaccination? URL: https://www.who.int/news-room/questions-and-answers/item/vaccines-and-immunization-what-is-vaccination (kirilgan sana: 30.10.2026).</w:t>
       </w:r>
     </w:p>
     <w:sectPr>
       <w:pgSz w:w="11906" w:h="16838" w:orient="portrait"/>
-      <w:pgMar w:top="1134" w:right="850" w:bottom="1134" w:left="1418" w:header="708" w:footer="708" w:gutter="0"/>
+      <w:pgMar w:top="1134" w:right="850" w:bottom="1134" w:left="1701" w:header="708" w:footer="708" w:gutter="0"/>
       <w:pgNumType/>
       <w:docGrid w:linePitch="360"/>
     </w:sectPr>
@@ -368,48 +577,17 @@
     <w:multiLevelType w:val="hybridMultilevel"/>
     <w:lvl w:ilvl="0" w:tentative="1">
       <w:start w:val="1"/>
-      <w:numFmt w:val="bullet"/>
-      <w:lvlText w:val="•"/>
+      <w:numFmt w:val="decimal"/>
+      <w:lvlText w:val="[%1]"/>
       <w:lvlJc w:val="left"/>
       <w:pPr>
-        <w:ind w:left="576" w:hanging="316"/>
-      </w:pPr>
-    </w:lvl>
-  </w:abstractNum>
-  <w:abstractNum w:abstractNumId="3" w15:restartNumberingAfterBreak="0">
-    <w:multiLevelType w:val="hybridMultilevel"/>
-    <w:lvl w:ilvl="0" w:tentative="1">
-      <w:start w:val="1"/>
-      <w:numFmt w:val="decimal"/>
-      <w:lvlText w:val="%1."/>
-      <w:lvlJc w:val="left"/>
-      <w:pPr>
-        <w:ind w:left="576" w:hanging="316"/>
-      </w:pPr>
-    </w:lvl>
-  </w:abstractNum>
-  <w:abstractNum w:abstractNumId="4" w15:restartNumberingAfterBreak="0">
-    <w:multiLevelType w:val="hybridMultilevel"/>
-    <w:lvl w:ilvl="0" w:tentative="1">
-      <w:start w:val="1"/>
-      <w:numFmt w:val="decimal"/>
-      <w:lvlText w:val="%1."/>
-      <w:lvlJc w:val="left"/>
-      <w:pPr>
-        <w:ind w:left="576" w:hanging="316"/>
-      </w:pPr>
-    </w:lvl>
-  </w:abstractNum>
-  <w:abstractNum w:abstractNumId="90">
-    <w:multiLevelType w:val="hybridMultilevel"/>
-    <w:lvl w:ilvl="0">
-      <w:start w:val="1"/>
-      <w:numFmt w:val="decimal"/>
-      <w:lvlText w:val="%1)"/>
-      <w:lvlJc w:val="left"/>
-      <w:pPr>
-        <w:ind w:left="851" w:hanging="425"/>
-      </w:pPr>
+        <w:ind w:left="720" w:hanging="720"/>
+      </w:pPr>
+      <w:rPr>
+        <w:rFonts w:ascii="Times New Roman" w:cs="Times New Roman" w:eastAsia="Times New Roman" w:hAnsi="Times New Roman"/>
+        <w:sz w:val="28"/>
+        <w:szCs w:val="28"/>
+      </w:rPr>
     </w:lvl>
   </w:abstractNum>
   <w:num w:numId="1">
@@ -419,7 +597,7 @@
     </w:lvlOverride>
   </w:num>
   <w:num w:numId="2">
-    <w:abstractNumId w:val="4"/>
+    <w:abstractNumId w:val="2"/>
     <w:lvlOverride w:ilvl="0">
       <w:startOverride w:val="1"/>
     </w:lvlOverride>
@@ -433,8 +611,8 @@
     <w:rPrDefault>
       <w:rPr>
         <w:rFonts w:ascii="Times New Roman" w:cs="Times New Roman" w:eastAsia="Times New Roman" w:hAnsi="Times New Roman"/>
-        <w:sz w:val="24"/>
-        <w:szCs w:val="24"/>
+        <w:sz w:val="28"/>
+        <w:szCs w:val="28"/>
       </w:rPr>
     </w:rPrDefault>
     <w:pPrDefault/>
@@ -569,7 +747,7 @@
     <w:unhideWhenUsed/>
     <w:pPr>
       <w:spacing w:after="100"/>
-      <w:ind w:left="240"/>
+      <w:ind w:left="280"/>
     </w:pPr>
   </w:style>
   <w:style w:type="paragraph" w:styleId="TOC3">
@@ -581,7 +759,7 @@
     <w:unhideWhenUsed/>
     <w:pPr>
       <w:spacing w:after="100"/>
-      <w:ind w:left="480"/>
+      <w:ind w:left="560"/>
     </w:pPr>
   </w:style>
   <w:style w:type="paragraph" w:styleId="TOC4">
@@ -593,7 +771,7 @@
     <w:unhideWhenUsed/>
     <w:pPr>
       <w:spacing w:after="100"/>
-      <w:ind w:left="720"/>
+      <w:ind w:left="840"/>
     </w:pPr>
   </w:style>
   <w:style w:type="paragraph" w:styleId="TOC5">
@@ -605,7 +783,7 @@
     <w:unhideWhenUsed/>
     <w:pPr>
       <w:spacing w:after="100"/>
-      <w:ind w:left="960"/>
+      <w:ind w:left="1120"/>
     </w:pPr>
   </w:style>
   <w:style w:type="paragraph" w:styleId="TOC6">
@@ -617,7 +795,7 @@
     <w:unhideWhenUsed/>
     <w:pPr>
       <w:spacing w:after="100"/>
-      <w:ind w:left="1200"/>
+      <w:ind w:left="1400"/>
     </w:pPr>
   </w:style>
   <w:style w:type="paragraph" w:styleId="TOC7">
@@ -629,7 +807,7 @@
     <w:unhideWhenUsed/>
     <w:pPr>
       <w:spacing w:after="100"/>
-      <w:ind w:left="1440"/>
+      <w:ind w:left="1680"/>
     </w:pPr>
   </w:style>
   <w:style w:type="paragraph" w:styleId="TOC8">
@@ -641,7 +819,7 @@
     <w:unhideWhenUsed/>
     <w:pPr>
       <w:spacing w:after="100"/>
-      <w:ind w:left="1680"/>
+      <w:ind w:left="1960"/>
     </w:pPr>
   </w:style>
   <w:style w:type="paragraph" w:styleId="TOC9">
@@ -653,7 +831,7 @@
     <w:unhideWhenUsed/>
     <w:pPr>
       <w:spacing w:after="100"/>
-      <w:ind w:left="1920"/>
+      <w:ind w:left="2240"/>
     </w:pPr>
   </w:style>
   <w:style w:type="character" w:styleId="Hyperlink">
@@ -753,15 +931,16 @@
     <w:next w:val="Normal"/>
     <w:qFormat/>
     <w:pPr>
-      <w:spacing w:after="200"/>
-      <w:jc w:val="center"/>
+      <w:spacing w:after="240" w:before="0"/>
+      <w:outlineLvl w:val="0"/>
     </w:pPr>
     <w:rPr>
       <w:rFonts w:ascii="Times New Roman" w:cs="Times New Roman" w:eastAsia="Times New Roman" w:hAnsi="Times New Roman"/>
       <w:b/>
       <w:bCs/>
-      <w:sz w:val="28"/>
-      <w:szCs w:val="28"/>
+      <w:color w:val="000000"/>
+      <w:sz w:val="30"/>
+      <w:szCs w:val="30"/>
     </w:rPr>
   </w:style>
   <w:style w:type="paragraph" w:styleId="Heading2">
@@ -769,12 +948,17 @@
     <w:basedOn w:val="Normal"/>
     <w:next w:val="Normal"/>
     <w:qFormat/>
+    <w:pPr>
+      <w:spacing w:after="100" w:before="200"/>
+      <w:outlineLvl w:val="1"/>
+    </w:pPr>
     <w:rPr>
       <w:rFonts w:ascii="Times New Roman" w:cs="Times New Roman" w:eastAsia="Times New Roman" w:hAnsi="Times New Roman"/>
       <w:b/>
       <w:bCs/>
-      <w:sz w:val="26"/>
-      <w:szCs w:val="26"/>
+      <w:color w:val="000000"/>
+      <w:sz w:val="28"/>
+      <w:szCs w:val="28"/>
     </w:rPr>
   </w:style>
 </w:styles>
